--- a/word_reports/LP_0299_위치_182_Rod Stewart_Atlantic Cros.docx
+++ b/word_reports/LP_0299_위치_182_Rod Stewart_Atlantic Cros.docx
@@ -4,7 +4,7 @@
   <w:body>
     <w:p>
       <w:pPr>
-        <w:spacing w:after="280"/>
+        <w:spacing w:after="80"/>
       </w:pPr>
       <w:r>
         <w:rPr w:rFonts="맑은 고딕">
@@ -13,94 +13,47 @@
           <w:color w:val="1E3A8A"/>
           <w:sz w:val="30"/>
         </w:rPr>
-        <w:t>[182] Rod Stewart - Atlantic Crossing</w:t>
+        <w:t>Rod Stewart (로드 스튜어트) - Atlantic Crossing</w:t>
       </w:r>
     </w:p>
     <w:p>
       <w:pPr>
-        <w:spacing w:after="320"/>
+        <w:spacing w:after="240"/>
       </w:pPr>
       <w:r>
         <w:rPr w:rFonts="맑은 고딕">
           <w:rFonts w:ascii="맑은 고딕" w:hAnsi="맑은 고딕" w:eastAsia="맑은 고딕"/>
           <w:b/>
-          <w:sz w:val="20"/>
+          <w:color w:val="4B5563"/>
+          <w:sz w:val="22"/>
         </w:rPr>
-        <w:t>■ 위치 : 182</w:t>
-        <w:br/>
-      </w:r>
-      <w:r>
-        <w:rPr w:rFonts="맑은 고딕">
-          <w:rFonts w:ascii="맑은 고딕" w:hAnsi="맑은 고딕" w:eastAsia="맑은 고딕"/>
-          <w:b/>
-          <w:sz w:val="20"/>
-        </w:rPr>
-        <w:t>■ 아티스트 : Rod Stewart</w:t>
-        <w:br/>
-      </w:r>
-      <w:r>
-        <w:rPr w:rFonts="맑은 고딕">
-          <w:rFonts w:ascii="맑은 고딕" w:hAnsi="맑은 고딕" w:eastAsia="맑은 고딕"/>
-          <w:b/>
-          <w:sz w:val="20"/>
-        </w:rPr>
-        <w:t>■ 앨범명 : Atlantic Crossing</w:t>
-        <w:br/>
-      </w:r>
-      <w:r>
-        <w:rPr w:rFonts="맑은 고딕">
-          <w:rFonts w:ascii="맑은 고딕" w:hAnsi="맑은 고딕" w:eastAsia="맑은 고딕"/>
-          <w:b w:val="0"/>
-          <w:sz w:val="20"/>
-        </w:rPr>
-        <w:t>■ 음반 레이블 : Warner Bros. Records</w:t>
-        <w:br/>
-      </w:r>
-      <w:r>
-        <w:rPr w:rFonts="맑은 고딕">
-          <w:rFonts w:ascii="맑은 고딕" w:hAnsi="맑은 고딕" w:eastAsia="맑은 고딕"/>
-          <w:b w:val="0"/>
-          <w:sz w:val="20"/>
-        </w:rPr>
-        <w:t>■ 발매년도 : 1975</w:t>
-        <w:br/>
-      </w:r>
-      <w:r>
-        <w:rPr w:rFonts="맑은 고딕">
-          <w:rFonts w:ascii="맑은 고딕" w:hAnsi="맑은 고딕" w:eastAsia="맑은 고딕"/>
-          <w:b w:val="0"/>
-          <w:sz w:val="20"/>
-        </w:rPr>
-        <w:t>■ 장르 : 팝 록 (Pop Rock), 소프트 록 (Soft Rock), 블루아이드 소울 (Blue-eyed Soul)</w:t>
-        <w:br/>
-      </w:r>
-      <w:r>
-        <w:rPr w:rFonts="맑은 고딕">
-          <w:rFonts w:ascii="맑은 고딕" w:hAnsi="맑은 고딕" w:eastAsia="맑은 고딕"/>
-          <w:b w:val="0"/>
-          <w:sz w:val="20"/>
-        </w:rPr>
-        <w:t>■ 주요 수록곡 : 1. Three Time Loser</w:t>
-        <w:br/>
+        <w:t>위치 :  182</w:t>
       </w:r>
     </w:p>
     <w:p>
       <w:pPr>
-        <w:spacing w:after="160"/>
+        <w:spacing w:line="324" w:lineRule="auto" w:before="80" w:after="160"/>
       </w:pPr>
       <w:r>
         <w:rPr w:rFonts="맑은 고딕">
           <w:rFonts w:ascii="맑은 고딕" w:hAnsi="맑은 고딕" w:eastAsia="맑은 고딕"/>
           <w:b/>
           <w:color w:val="1F2937"/>
-          <w:sz w:val="24"/>
+          <w:sz w:val="22"/>
         </w:rPr>
-        <w:t>■ 음반 해설 및 감상 가이드</w:t>
+        <w:t xml:space="preserve">[음반 소개] </w:t>
+      </w:r>
+      <w:r>
+        <w:rPr w:rFonts="맑은 고딕">
+          <w:rFonts w:ascii="맑은 고딕" w:hAnsi="맑은 고딕" w:eastAsia="맑은 고딕"/>
+          <w:b w:val="0"/>
+          <w:sz w:val="21"/>
+        </w:rPr>
       </w:r>
     </w:p>
     <w:p>
       <w:pPr>
-        <w:spacing w:line="312" w:lineRule="auto" w:after="120"/>
+        <w:spacing w:line="324" w:lineRule="auto" w:after="120"/>
       </w:pPr>
       <w:r>
         <w:rPr w:rFonts="맑은 고딕">
@@ -108,38 +61,516 @@
           <w:b w:val="0"/>
           <w:sz w:val="21"/>
         </w:rPr>
-        <w:t>1975년에 발매된 《Atlantic Crossing》은 로드 스튜어트(Rod Stewart)의 커리어에서 가장 결정적인 음악적 전환점을 암시하는 명반입니다. 록 밴드 '페이시스(Faces)' 출신의 야성적인 거친 포크 록 가수였던 그가 영국 음악계를 넘어 세계적인 팝·록 스타로 도약하는 순간을 담아낸 작품입니다. 앨범명(대서양 건너기)이 직관적으로 보여주듯, 고국인 영국을 떠나 미국으로 거주지와 활동 무대를 옮긴 후 제작된 이 음반은 그에게 거대한 상업적 성공과 음악적 명성을 동시에 안겨주었습니다.</w:t>
+        <w:t>영국 록의 거친 숨결을 품었던 로드 스튜어트가 대서양을 건너 아메리칸 소울의 심장부에 닻을 내리며 빚어낸 찬란한 전환점의 명반입니다. 전설적인 프로듀서 톰 다우드(Tom Dowd)와의 조우를 통해 특유의 허스키한 보컬은 한층 유려해진 멜로디와 농밀한 현악 오케스트레이션 속에서 눈부신 서정성을 획득하였습니다. 록과 솔, 그리고 가슴을 저미는 발라드가 한 장의 바이닐 위에서 완벽한 조화를 이루며, 듣는 이로 하여금 깊은 밤 바다를 항해하는 듯한 아련한 감상에 젖어들게 합니다. 시대를 초월하여 오늘날까지도 수많은 음악 애호가들의 가슴 한편을 따스하게 적셔주는 1970년대 팝 음악의 영원한 금자탑입니다.</w:t>
       </w:r>
     </w:p>
     <w:p>
       <w:pPr>
-        <w:spacing w:line="312" w:lineRule="auto" w:after="120"/>
+        <w:spacing w:line="324" w:lineRule="auto" w:before="200" w:after="80"/>
       </w:pPr>
+      <w:r>
+        <w:rPr w:rFonts="맑은 고딕">
+          <w:rFonts w:ascii="맑은 고딕" w:hAnsi="맑은 고딕" w:eastAsia="맑은 고딕"/>
+          <w:b/>
+          <w:color w:val="1E3A8A"/>
+          <w:sz w:val="24"/>
+        </w:rPr>
+        <w:t>1. 음반 데이터</w:t>
+      </w:r>
+    </w:p>
+    <w:p>
+      <w:pPr>
+        <w:spacing w:line="324" w:lineRule="auto" w:after="80"/>
+      </w:pPr>
+      <w:r>
+        <w:rPr w:rFonts="맑은 고딕">
+          <w:rFonts w:ascii="맑은 고딕" w:hAnsi="맑은 고딕" w:eastAsia="맑은 고딕"/>
+          <w:b w:val="0"/>
+          <w:color w:val="6B7280"/>
+          <w:sz w:val="21"/>
+        </w:rPr>
+        <w:t xml:space="preserve">· </w:t>
+      </w:r>
+      <w:r>
+        <w:rPr w:rFonts="맑은 고딕">
+          <w:rFonts w:ascii="맑은 고딕" w:hAnsi="맑은 고딕" w:eastAsia="맑은 고딕"/>
+          <w:b/>
+          <w:color w:val="1F2937"/>
+          <w:sz w:val="21"/>
+        </w:rPr>
+        <w:t xml:space="preserve">앨범명: </w:t>
+      </w:r>
       <w:r>
         <w:rPr w:rFonts="맑은 고딕">
           <w:rFonts w:ascii="맑은 고딕" w:hAnsi="맑은 고딕" w:eastAsia="맑은 고딕"/>
           <w:b w:val="0"/>
           <w:sz w:val="21"/>
         </w:rPr>
-        <w:t>본 음반은 전설적인 프로듀서 톰 다우드(Tom Dowd)의 지휘 아래, 멤피스 소울의 거장 스티브 크로퍼(Steve Cropper)와 도날드 "덕" 던(Donald "Duck" Dunn) 등 정예 세션 뮤지션들이 참여하여 유려하고 완성도 높은 사운드를 완성했습니다. 특히 LP 판본의 특성을 극대화한 음반 구성이 돋보이는데, A면(1면)은 에너제틱하고 경쾌한 록앤롤을 담은 'Fast Side'로, B면(2면)은 깊은 감성과 서정성이 돋보이는 발라드를 배치한 'Slow Side'로 기획하여 로드 스튜어트가 가진 상반된 두 가지 음악적 매력을 극대화했습니다.</w:t>
+        <w:t>Atlantic Crossing</w:t>
       </w:r>
     </w:p>
     <w:p>
       <w:pPr>
-        <w:spacing w:line="312" w:lineRule="auto" w:after="120"/>
+        <w:spacing w:line="324" w:lineRule="auto" w:after="80"/>
       </w:pPr>
+      <w:r>
+        <w:rPr w:rFonts="맑은 고딕">
+          <w:rFonts w:ascii="맑은 고딕" w:hAnsi="맑은 고딕" w:eastAsia="맑은 고딕"/>
+          <w:b w:val="0"/>
+          <w:color w:val="6B7280"/>
+          <w:sz w:val="21"/>
+        </w:rPr>
+        <w:t xml:space="preserve">· </w:t>
+      </w:r>
+      <w:r>
+        <w:rPr w:rFonts="맑은 고딕">
+          <w:rFonts w:ascii="맑은 고딕" w:hAnsi="맑은 고딕" w:eastAsia="맑은 고딕"/>
+          <w:b/>
+          <w:color w:val="1F2937"/>
+          <w:sz w:val="21"/>
+        </w:rPr>
+        <w:t xml:space="preserve">아티스트: </w:t>
+      </w:r>
       <w:r>
         <w:rPr w:rFonts="맑은 고딕">
           <w:rFonts w:ascii="맑은 고딕" w:hAnsi="맑은 고딕" w:eastAsia="맑은 고딕"/>
           <w:b w:val="0"/>
           <w:sz w:val="21"/>
         </w:rPr>
-        <w:t>음악적으로는 로드 스튜어트 특유의 허스키하면서도 호소력 깊은 보컬이 최고조에 달해 있습니다. 영국의 사실상 '제2의 국가'라 불릴 만큼 전 세계적인 사랑을 받은 거대한 서사시 'Sailing'은 웅장한 코러스와 감동적인 멜로디로 청자를 압도하며, 크레이지 호스(Crazy Horse)의 곡을 재해석한 'I Don't Want to Talk About It'은 팝 역사상 가장 아름답고 애절한 발라드 중 하나로 꼽힙니다. 앨범의 포문을 여는 'Three Time Loser'의 신나는 록 리듬부터 이슬리 브라더스(Isley Brothers)의 소울 넘버를 현대적으로 재해석한 'This Old Heart of Mine'에 이르기까지, 음악적 품격과 대중적 매력이 완벽한 균형을 이루는 거장의 시그니처 앨범입니다.</w:t>
+        <w:t>Rod Stewart (로드 스튜어트)</w:t>
+      </w:r>
+    </w:p>
+    <w:p>
+      <w:pPr>
+        <w:spacing w:line="324" w:lineRule="auto" w:after="80"/>
+      </w:pPr>
+      <w:r>
+        <w:rPr w:rFonts="맑은 고딕">
+          <w:rFonts w:ascii="맑은 고딕" w:hAnsi="맑은 고딕" w:eastAsia="맑은 고딕"/>
+          <w:b w:val="0"/>
+          <w:color w:val="6B7280"/>
+          <w:sz w:val="21"/>
+        </w:rPr>
+        <w:t xml:space="preserve">· </w:t>
+      </w:r>
+      <w:r>
+        <w:rPr w:rFonts="맑은 고딕">
+          <w:rFonts w:ascii="맑은 고딕" w:hAnsi="맑은 고딕" w:eastAsia="맑은 고딕"/>
+          <w:b/>
+          <w:color w:val="1F2937"/>
+          <w:sz w:val="21"/>
+        </w:rPr>
+        <w:t xml:space="preserve">발매 정보: </w:t>
+      </w:r>
+      <w:r>
+        <w:rPr w:rFonts="맑은 고딕">
+          <w:rFonts w:ascii="맑은 고딕" w:hAnsi="맑은 고딕" w:eastAsia="맑은 고딕"/>
+          <w:b w:val="0"/>
+          <w:sz w:val="21"/>
+        </w:rPr>
+        <w:t>1975년 8월 워너 브라더스(Warner Bros. Records)를 통해 발매되었으며, 아티스트가 영국을 떠나 미국으로 이주하며 머슬 숄즈(Muscle Shoals)와 로스앤젤레스 유수의 스튜디오에서 당대 최고의 세션 연주자들과 함께 완성한 역사적인 앨범입니다.</w:t>
+      </w:r>
+    </w:p>
+    <w:p>
+      <w:pPr>
+        <w:spacing w:line="324" w:lineRule="auto" w:after="80"/>
+      </w:pPr>
+      <w:r>
+        <w:rPr w:rFonts="맑은 고딕">
+          <w:rFonts w:ascii="맑은 고딕" w:hAnsi="맑은 고딕" w:eastAsia="맑은 고딕"/>
+          <w:b w:val="0"/>
+          <w:color w:val="6B7280"/>
+          <w:sz w:val="21"/>
+        </w:rPr>
+        <w:t xml:space="preserve">· </w:t>
+      </w:r>
+      <w:r>
+        <w:rPr w:rFonts="맑은 고딕">
+          <w:rFonts w:ascii="맑은 고딕" w:hAnsi="맑은 고딕" w:eastAsia="맑은 고딕"/>
+          <w:b/>
+          <w:color w:val="1F2937"/>
+          <w:sz w:val="21"/>
+        </w:rPr>
+        <w:t xml:space="preserve">LP 인기도(판매량): </w:t>
+      </w:r>
+      <w:r>
+        <w:rPr w:rFonts="맑은 고딕">
+          <w:rFonts w:ascii="맑은 고딕" w:hAnsi="맑은 고딕" w:eastAsia="맑은 고딕"/>
+          <w:b w:val="0"/>
+          <w:sz w:val="21"/>
+        </w:rPr>
+        <w:t>영국 앨범 차트 1위에 올라 5주 연속 정상을 지켰으며, 미국 빌보드 200 차트 9위를 기록하는 등 대서양 양편에서 상업적 대성공을 거두며 영국 플래티넘 및 미국 골드 인증을 획득하였습니다.</w:t>
+      </w:r>
+    </w:p>
+    <w:p>
+      <w:pPr>
+        <w:spacing w:line="324" w:lineRule="auto" w:after="80"/>
+      </w:pPr>
+      <w:r>
+        <w:rPr w:rFonts="맑은 고딕">
+          <w:rFonts w:ascii="맑은 고딕" w:hAnsi="맑은 고딕" w:eastAsia="맑은 고딕"/>
+          <w:b w:val="0"/>
+          <w:color w:val="6B7280"/>
+          <w:sz w:val="21"/>
+        </w:rPr>
+        <w:t xml:space="preserve">· </w:t>
+      </w:r>
+      <w:r>
+        <w:rPr w:rFonts="맑은 고딕">
+          <w:rFonts w:ascii="맑은 고딕" w:hAnsi="맑은 고딕" w:eastAsia="맑은 고딕"/>
+          <w:b/>
+          <w:color w:val="1F2937"/>
+          <w:sz w:val="21"/>
+        </w:rPr>
+        <w:t xml:space="preserve">각종 수상경력: </w:t>
+      </w:r>
+      <w:r>
+        <w:rPr w:rFonts="맑은 고딕">
+          <w:rFonts w:ascii="맑은 고딕" w:hAnsi="맑은 고딕" w:eastAsia="맑은 고딕"/>
+          <w:b w:val="0"/>
+          <w:sz w:val="21"/>
+        </w:rPr>
+        <w:t>전 세계 유수 음악 매체로부터 로드 스튜어트의 음악적 르네상스를 연 걸작으로 격찬받았으며, 수록곡 'Sailing'은 영국 싱글 차트 1위에 오르며 전 세계적인 클래식 앤섬(Anthem)의 반열에 등극하였습니다.</w:t>
+      </w:r>
+    </w:p>
+    <w:p>
+      <w:pPr>
+        <w:spacing w:line="324" w:lineRule="auto" w:before="200" w:after="80"/>
+      </w:pPr>
+      <w:r>
+        <w:rPr w:rFonts="맑은 고딕">
+          <w:rFonts w:ascii="맑은 고딕" w:hAnsi="맑은 고딕" w:eastAsia="맑은 고딕"/>
+          <w:b/>
+          <w:color w:val="1E3A8A"/>
+          <w:sz w:val="24"/>
+        </w:rPr>
+        <w:t>2. 아티스트 정보</w:t>
+      </w:r>
+    </w:p>
+    <w:p>
+      <w:pPr>
+        <w:spacing w:line="324" w:lineRule="auto" w:after="80"/>
+      </w:pPr>
+      <w:r>
+        <w:rPr w:rFonts="맑은 고딕">
+          <w:rFonts w:ascii="맑은 고딕" w:hAnsi="맑은 고딕" w:eastAsia="맑은 고딕"/>
+          <w:b w:val="0"/>
+          <w:color w:val="6B7280"/>
+          <w:sz w:val="21"/>
+        </w:rPr>
+        <w:t xml:space="preserve">· </w:t>
+      </w:r>
+      <w:r>
+        <w:rPr w:rFonts="맑은 고딕">
+          <w:rFonts w:ascii="맑은 고딕" w:hAnsi="맑은 고딕" w:eastAsia="맑은 고딕"/>
+          <w:b/>
+          <w:color w:val="1F2937"/>
+          <w:sz w:val="21"/>
+        </w:rPr>
+        <w:t xml:space="preserve">국적: </w:t>
+      </w:r>
+      <w:r>
+        <w:rPr w:rFonts="맑은 고딕">
+          <w:rFonts w:ascii="맑은 고딕" w:hAnsi="맑은 고딕" w:eastAsia="맑은 고딕"/>
+          <w:b w:val="0"/>
+          <w:sz w:val="21"/>
+        </w:rPr>
+        <w:t>영국 (United Kingdom)</w:t>
+      </w:r>
+    </w:p>
+    <w:p>
+      <w:pPr>
+        <w:spacing w:line="324" w:lineRule="auto" w:after="80"/>
+      </w:pPr>
+      <w:r>
+        <w:rPr w:rFonts="맑은 고딕">
+          <w:rFonts w:ascii="맑은 고딕" w:hAnsi="맑은 고딕" w:eastAsia="맑은 고딕"/>
+          <w:b w:val="0"/>
+          <w:color w:val="6B7280"/>
+          <w:sz w:val="21"/>
+        </w:rPr>
+        <w:t xml:space="preserve">· </w:t>
+      </w:r>
+      <w:r>
+        <w:rPr w:rFonts="맑은 고딕">
+          <w:rFonts w:ascii="맑은 고딕" w:hAnsi="맑은 고딕" w:eastAsia="맑은 고딕"/>
+          <w:b/>
+          <w:color w:val="1F2937"/>
+          <w:sz w:val="21"/>
+        </w:rPr>
+        <w:t xml:space="preserve">생몰년도: </w:t>
+      </w:r>
+      <w:r>
+        <w:rPr w:rFonts="맑은 고딕">
+          <w:rFonts w:ascii="맑은 고딕" w:hAnsi="맑은 고딕" w:eastAsia="맑은 고딕"/>
+          <w:b w:val="0"/>
+          <w:sz w:val="21"/>
+        </w:rPr>
+        <w:t>1945년 1월 10일 ~ 현재</w:t>
+      </w:r>
+    </w:p>
+    <w:p>
+      <w:pPr>
+        <w:spacing w:line="324" w:lineRule="auto" w:after="80"/>
+      </w:pPr>
+      <w:r>
+        <w:rPr w:rFonts="맑은 고딕">
+          <w:rFonts w:ascii="맑은 고딕" w:hAnsi="맑은 고딕" w:eastAsia="맑은 고딕"/>
+          <w:b w:val="0"/>
+          <w:color w:val="6B7280"/>
+          <w:sz w:val="21"/>
+        </w:rPr>
+        <w:t xml:space="preserve">· </w:t>
+      </w:r>
+      <w:r>
+        <w:rPr w:rFonts="맑은 고딕">
+          <w:rFonts w:ascii="맑은 고딕" w:hAnsi="맑은 고딕" w:eastAsia="맑은 고딕"/>
+          <w:b/>
+          <w:color w:val="1F2937"/>
+          <w:sz w:val="21"/>
+        </w:rPr>
+        <w:t xml:space="preserve">그룹 소속: </w:t>
+      </w:r>
+      <w:r>
+        <w:rPr w:rFonts="맑은 고딕">
+          <w:rFonts w:ascii="맑은 고딕" w:hAnsi="맑은 고딕" w:eastAsia="맑은 고딕"/>
+          <w:b w:val="0"/>
+          <w:sz w:val="21"/>
+        </w:rPr>
+        <w:t>솔로 (이전 제프 벡 그룹, 페이시스 소속)</w:t>
+      </w:r>
+    </w:p>
+    <w:p>
+      <w:pPr>
+        <w:spacing w:line="324" w:lineRule="auto" w:after="80"/>
+      </w:pPr>
+      <w:r>
+        <w:rPr w:rFonts="맑은 고딕">
+          <w:rFonts w:ascii="맑은 고딕" w:hAnsi="맑은 고딕" w:eastAsia="맑은 고딕"/>
+          <w:b w:val="0"/>
+          <w:color w:val="6B7280"/>
+          <w:sz w:val="21"/>
+        </w:rPr>
+        <w:t xml:space="preserve">· </w:t>
+      </w:r>
+      <w:r>
+        <w:rPr w:rFonts="맑은 고딕">
+          <w:rFonts w:ascii="맑은 고딕" w:hAnsi="맑은 고딕" w:eastAsia="맑은 고딕"/>
+          <w:b/>
+          <w:color w:val="1F2937"/>
+          <w:sz w:val="21"/>
+        </w:rPr>
+        <w:t xml:space="preserve">아티스트 소개: </w:t>
+      </w:r>
+      <w:r>
+        <w:rPr w:rFonts="맑은 고딕">
+          <w:rFonts w:ascii="맑은 고딕" w:hAnsi="맑은 고딕" w:eastAsia="맑은 고딕"/>
+          <w:b w:val="0"/>
+          <w:sz w:val="21"/>
+        </w:rPr>
+        <w:t>특유의 긁히는 듯하면서도 비단처럼 부드러운 허스키 보이스로 록 앤 롤과 블루스, 블루아이드 소울의 경계를 자유로이 넘나든 20세기 대중음악의 독보적인 보컬리스트입니다. 풍부한 스토리텔링 능력과 낭만적인 음색을 겸비하여 로큰롤 명예의 전당에 헌액되었으며, 반세기가 넘는 시간 동안 영국 대중음악의 살아있는 전설로서 확고한 위상을 지키고 있습니다.</w:t>
+      </w:r>
+    </w:p>
+    <w:p>
+      <w:pPr>
+        <w:spacing w:line="324" w:lineRule="auto" w:before="200" w:after="80"/>
+      </w:pPr>
+      <w:r>
+        <w:rPr w:rFonts="맑은 고딕">
+          <w:rFonts w:ascii="맑은 고딕" w:hAnsi="맑은 고딕" w:eastAsia="맑은 고딕"/>
+          <w:b/>
+          <w:color w:val="1E3A8A"/>
+          <w:sz w:val="24"/>
+        </w:rPr>
+        <w:t>3. 음반 상세 분석</w:t>
+      </w:r>
+    </w:p>
+    <w:p>
+      <w:pPr>
+        <w:spacing w:line="324" w:lineRule="auto" w:after="80"/>
+      </w:pPr>
+      <w:r>
+        <w:rPr w:rFonts="맑은 고딕">
+          <w:rFonts w:ascii="맑은 고딕" w:hAnsi="맑은 고딕" w:eastAsia="맑은 고딕"/>
+          <w:b w:val="0"/>
+          <w:color w:val="6B7280"/>
+          <w:sz w:val="21"/>
+        </w:rPr>
+        <w:t xml:space="preserve">· </w:t>
+      </w:r>
+      <w:r>
+        <w:rPr w:rFonts="맑은 고딕">
+          <w:rFonts w:ascii="맑은 고딕" w:hAnsi="맑은 고딕" w:eastAsia="맑은 고딕"/>
+          <w:b/>
+          <w:color w:val="1F2937"/>
+          <w:sz w:val="21"/>
+        </w:rPr>
+        <w:t xml:space="preserve">역사적 위치: </w:t>
+      </w:r>
+      <w:r>
+        <w:rPr w:rFonts="맑은 고딕">
+          <w:rFonts w:ascii="맑은 고딕" w:hAnsi="맑은 고딕" w:eastAsia="맑은 고딕"/>
+          <w:b w:val="0"/>
+          <w:sz w:val="21"/>
+        </w:rPr>
+        <w:t>로드 스튜어트의 솔로 커리어에서 포크 록 중심의 초기 영국적 사운드로부터 세련된 아메리칸 팝·솔로의 극적인 도약을 알린 음악사적 분수령입니다. LP의 A면을 'Fast Half(빠른 면)', B면을 'Slow Half(느린 면)'로 명확히 구분 지어 다이내믹한 록 비트와 유려한 팝 발라드의 대비를 완벽히 구축해 낸 구조적 완성도를 자랑합니다.</w:t>
+      </w:r>
+    </w:p>
+    <w:p>
+      <w:pPr>
+        <w:spacing w:line="324" w:lineRule="auto" w:after="80"/>
+      </w:pPr>
+      <w:r>
+        <w:rPr w:rFonts="맑은 고딕">
+          <w:rFonts w:ascii="맑은 고딕" w:hAnsi="맑은 고딕" w:eastAsia="맑은 고딕"/>
+          <w:b w:val="0"/>
+          <w:color w:val="6B7280"/>
+          <w:sz w:val="21"/>
+        </w:rPr>
+        <w:t xml:space="preserve">· </w:t>
+      </w:r>
+      <w:r>
+        <w:rPr w:rFonts="맑은 고딕">
+          <w:rFonts w:ascii="맑은 고딕" w:hAnsi="맑은 고딕" w:eastAsia="맑은 고딕"/>
+          <w:b/>
+          <w:color w:val="1F2937"/>
+          <w:sz w:val="21"/>
+        </w:rPr>
+        <w:t xml:space="preserve">시대의 흔적(스토리텔링): </w:t>
+      </w:r>
+      <w:r>
+        <w:rPr w:rFonts="맑은 고딕">
+          <w:rFonts w:ascii="맑은 고딕" w:hAnsi="맑은 고딕" w:eastAsia="맑은 고딕"/>
+          <w:b w:val="0"/>
+          <w:sz w:val="21"/>
+        </w:rPr>
+        <w:t>과도한 세금과 창작의 한계를 벗어나 조국 영국을 등지고 미국으로 향했던 청년 로드 스튜어트의 고뇌와 낭만이 고스란히 담겨 있습니다. 1970년대 중반, 방황 속에서도 자유와 새로운 사랑을 갈구하던 당시 젊은이들의 감수성과 쌉싸름한 고독의 공기가 음반 전편에 짙은 안개처럼 깔려 있습니다.</w:t>
+      </w:r>
+    </w:p>
+    <w:p>
+      <w:pPr>
+        <w:spacing w:line="324" w:lineRule="auto" w:before="200" w:after="80"/>
+      </w:pPr>
+      <w:r>
+        <w:rPr w:rFonts="맑은 고딕">
+          <w:rFonts w:ascii="맑은 고딕" w:hAnsi="맑은 고딕" w:eastAsia="맑은 고딕"/>
+          <w:b/>
+          <w:color w:val="1E3A8A"/>
+          <w:sz w:val="24"/>
+        </w:rPr>
+        <w:t>4. 주요 수록곡 및 감상 제언</w:t>
+      </w:r>
+    </w:p>
+    <w:p>
+      <w:pPr>
+        <w:spacing w:line="324" w:lineRule="auto" w:after="80"/>
+      </w:pPr>
+      <w:r>
+        <w:rPr w:rFonts="맑은 고딕">
+          <w:rFonts w:ascii="맑은 고딕" w:hAnsi="맑은 고딕" w:eastAsia="맑은 고딕"/>
+          <w:b w:val="0"/>
+          <w:color w:val="6B7280"/>
+          <w:sz w:val="21"/>
+        </w:rPr>
+        <w:t xml:space="preserve">· </w:t>
+      </w:r>
+      <w:r>
+        <w:rPr w:rFonts="맑은 고딕">
+          <w:rFonts w:ascii="맑은 고딕" w:hAnsi="맑은 고딕" w:eastAsia="맑은 고딕"/>
+          <w:b/>
+          <w:color w:val="1F2937"/>
+          <w:sz w:val="21"/>
+        </w:rPr>
+        <w:t xml:space="preserve">주요 수록곡 특징: </w:t>
+      </w:r>
+      <w:r>
+        <w:rPr w:rFonts="맑은 고딕">
+          <w:rFonts w:ascii="맑은 고딕" w:hAnsi="맑은 고딕" w:eastAsia="맑은 고딕"/>
+          <w:b w:val="0"/>
+          <w:sz w:val="21"/>
+        </w:rPr>
+        <w:t>영혼을 울리는 웅장한 코러스와 애절한 음색이 어우러진 불멸의 명곡 'Sailing'과 대니 휘튼의 원곡을 탁월한 서정성으로 재해석한 눈물겨운 발라드 'I Don't Want to Talk About It'이 음반의 서정을 이끕니다. 더불어 신명 나는 록 사운드를 뽐내는 'Three Time Loser'와 소울의 진한 향기를 머금은 'Drift Away' 등 다채로운 스펙트럼이 감상의 깊이를 더합니다.</w:t>
+      </w:r>
+    </w:p>
+    <w:p>
+      <w:pPr>
+        <w:spacing w:line="324" w:lineRule="auto" w:after="80"/>
+      </w:pPr>
+      <w:r>
+        <w:rPr w:rFonts="맑은 고딕">
+          <w:rFonts w:ascii="맑은 고딕" w:hAnsi="맑은 고딕" w:eastAsia="맑은 고딕"/>
+          <w:b w:val="0"/>
+          <w:color w:val="6B7280"/>
+          <w:sz w:val="21"/>
+        </w:rPr>
+        <w:t xml:space="preserve">· </w:t>
+      </w:r>
+      <w:r>
+        <w:rPr w:rFonts="맑은 고딕">
+          <w:rFonts w:ascii="맑은 고딕" w:hAnsi="맑은 고딕" w:eastAsia="맑은 고딕"/>
+          <w:b/>
+          <w:color w:val="1F2937"/>
+          <w:sz w:val="21"/>
+        </w:rPr>
+        <w:t xml:space="preserve">빈티지 감상 제언: </w:t>
+      </w:r>
+      <w:r>
+        <w:rPr w:rFonts="맑은 고딕">
+          <w:rFonts w:ascii="맑은 고딕" w:hAnsi="맑은 고딕" w:eastAsia="맑은 고딕"/>
+          <w:b w:val="0"/>
+          <w:sz w:val="21"/>
+        </w:rPr>
+        <w:t>진공관 앰프를 통해 흘러나오는 턴테이블 바늘의 미세한 마찰음 속에서 로드 스튜어트 특유의 거친 숨결과 비음이 지닌 질감이 극대화됩니다. 특히 B면의 스트링 오케스트라 사운드는 아날로그 특유의 자연스럽고 온기 있는 중저역과 어우러져 깊은 공간감을 형성하므로, 조도를 낮춘 고요한 심야 시간에 감상할 것을 권합니다.</w:t>
+      </w:r>
+    </w:p>
+    <w:p>
+      <w:pPr>
+        <w:spacing w:line="324" w:lineRule="auto" w:after="80"/>
+      </w:pPr>
+      <w:r>
+        <w:rPr w:rFonts="맑은 고딕">
+          <w:rFonts w:ascii="맑은 고딕" w:hAnsi="맑은 고딕" w:eastAsia="맑은 고딕"/>
+          <w:b w:val="0"/>
+          <w:color w:val="6B7280"/>
+          <w:sz w:val="21"/>
+        </w:rPr>
+        <w:t xml:space="preserve">· </w:t>
+      </w:r>
+      <w:r>
+        <w:rPr w:rFonts="맑은 고딕">
+          <w:rFonts w:ascii="맑은 고딕" w:hAnsi="맑은 고딕" w:eastAsia="맑은 고딕"/>
+          <w:b/>
+          <w:color w:val="1F2937"/>
+          <w:sz w:val="21"/>
+        </w:rPr>
+        <w:t xml:space="preserve">소장 가치: </w:t>
+      </w:r>
+      <w:r>
+        <w:rPr w:rFonts="맑은 고딕">
+          <w:rFonts w:ascii="맑은 고딕" w:hAnsi="맑은 고딕" w:eastAsia="맑은 고딕"/>
+          <w:b w:val="0"/>
+          <w:sz w:val="21"/>
+        </w:rPr>
+        <w:t>대서양의 파도를 가르는 로드 스튜어트의 유쾌하면서도 우수에 젖은 모습이 담긴 게이트폴드 커버 아트와 함께, 70년대 아날로그 마스터링의 백미를 고스란히 담고 있어 바이닐 수집가라면 서가에 필히 갖추어야 할 클래식 컬렉션입니다.</w:t>
+      </w:r>
+    </w:p>
+    <w:p>
+      <w:pPr>
+        <w:spacing w:line="324" w:lineRule="auto" w:after="120" w:before="160"/>
+      </w:pPr>
+      <w:r>
+        <w:rPr w:rFonts="맑은 고딕">
+          <w:rFonts w:ascii="맑은 고딕" w:hAnsi="맑은 고딕" w:eastAsia="맑은 고딕"/>
+          <w:b/>
+          <w:color w:val="4338CA"/>
+          <w:sz w:val="21"/>
+        </w:rPr>
+        <w:t>이 음반을 통해 대서양을 건너 꽃피운 로드 스튜어트의 거칠고도 찬란한 보컬 미학과 아날로그 바이닐이 전해주는 감동을 다시 한번 경험해 보시는 것은 어떨까요?</w:t>
       </w:r>
     </w:p>
     <w:sectPr>
       <w:pgSz w:w="12240" w:h="15840"/>
-      <w:pgMar w:top="1440" w:right="1440" w:bottom="1440" w:left="1440" w:header="720" w:footer="720" w:gutter="0"/>
+      <w:pgMar w:top="1152" w:right="1296" w:bottom="1152" w:left="1296" w:header="720" w:footer="720" w:gutter="0"/>
       <w:cols w:space="720"/>
       <w:docGrid w:linePitch="360"/>
     </w:sectPr>

--- a/word_reports/LP_0299_위치_182_Rod Stewart_Atlantic Cros.docx
+++ b/word_reports/LP_0299_위치_182_Rod Stewart_Atlantic Cros.docx
@@ -32,7 +32,7 @@
     </w:p>
     <w:p>
       <w:pPr>
-        <w:spacing w:line="324" w:lineRule="auto" w:before="80" w:after="160"/>
+        <w:spacing w:line="324" w:lineRule="auto" w:before="80" w:after="120"/>
       </w:pPr>
       <w:r>
         <w:rPr w:rFonts="맑은 고딕">
@@ -42,13 +42,6 @@
           <w:sz w:val="22"/>
         </w:rPr>
         <w:t xml:space="preserve">[음반 소개] </w:t>
-      </w:r>
-      <w:r>
-        <w:rPr w:rFonts="맑은 고딕">
-          <w:rFonts w:ascii="맑은 고딕" w:hAnsi="맑은 고딕" w:eastAsia="맑은 고딕"/>
-          <w:b w:val="0"/>
-          <w:sz w:val="21"/>
-        </w:rPr>
       </w:r>
     </w:p>
     <w:p>
@@ -61,7 +54,33 @@
           <w:b w:val="0"/>
           <w:sz w:val="21"/>
         </w:rPr>
-        <w:t>영국 록의 거친 숨결을 품었던 로드 스튜어트가 대서양을 건너 아메리칸 소울의 심장부에 닻을 내리며 빚어낸 찬란한 전환점의 명반입니다. 전설적인 프로듀서 톰 다우드(Tom Dowd)와의 조우를 통해 특유의 허스키한 보컬은 한층 유려해진 멜로디와 농밀한 현악 오케스트레이션 속에서 눈부신 서정성을 획득하였습니다. 록과 솔, 그리고 가슴을 저미는 발라드가 한 장의 바이닐 위에서 완벽한 조화를 이루며, 듣는 이로 하여금 깊은 밤 바다를 항해하는 듯한 아련한 감상에 젖어들게 합니다. 시대를 초월하여 오늘날까지도 수많은 음악 애호가들의 가슴 한편을 따스하게 적셔주는 1970년대 팝 음악의 영원한 금자탑입니다.</w:t>
+        <w:t>1975년 여름에 상재된 로드 스튜어트의 여섯 번째 정규 앨범 &lt;Atlantic Crossing&gt;은 한 위대한 방랑자가 물리적, 예술적 경계를 허물며 일구어낸 음악적 분수령이자, 팝 음악사에 길이 남을 명반입니다. 당시 조국 영국의 가혹한 세금 제도와 밴드 '페이시스(Faces)'의 해체라는 혼돈 속에서, 그는 홀연히 대서양을 건너 미국으로 향했습니다. 음반의 타이틀 그대로 '대서양을 건너는(Atlantic Crossing)' 행위는 단순한 거주지의 이동이 아닌, 거친 브리티시 펍 록과 포크에 머물던 한 음유시인이 미국 남부의 흑인 음악 유산인 멤피스 소울과 R&amp;B의 심장부로 과감히 투신했음을 선언하는 예술적 도약이었습니다.</w:t>
+      </w:r>
+    </w:p>
+    <w:p>
+      <w:pPr>
+        <w:spacing w:line="324" w:lineRule="auto" w:after="120"/>
+      </w:pPr>
+      <w:r>
+        <w:rPr w:rFonts="맑은 고딕">
+          <w:rFonts w:ascii="맑은 고딕" w:hAnsi="맑은 고딕" w:eastAsia="맑은 고딕"/>
+          <w:b w:val="0"/>
+          <w:sz w:val="21"/>
+        </w:rPr>
+        <w:t>전설적인 프로듀서 톰 다우드(Tom Dowd)의 섬세한 지휘 아래, 스태프 레코드와 머슬 숄즈(Muscle Shoals) 사운드 스튜디오의 전설적인 세션 연주자들이 대거 참여한 이 앨범은 LP라는 아날로그 매체의 물리적 구조를 완벽하게 활용한 걸작입니다. 앨범은 전면(A면)을 역동적인 로큰롤과 소울 록으로 채운 ‘Fast Half’로, 후면(B면)을 심금을 울리는 서정적 발라드로 안배한 ‘Slow Half’로 양분하여, 한 인간이 품은 열정의 분출과 고독의 심연을 완벽한 대조미로 조율해 냈습니다. 이는 듣는 이로 하여금 LP를 뒤집는 행위 자체를 하나의 극적인 감정의 전이로 승화시키는 탁월한 음악적 미학을 보여줍니다.</w:t>
+      </w:r>
+    </w:p>
+    <w:p>
+      <w:pPr>
+        <w:spacing w:line="324" w:lineRule="auto" w:after="120"/>
+      </w:pPr>
+      <w:r>
+        <w:rPr w:rFonts="맑은 고딕">
+          <w:rFonts w:ascii="맑은 고딕" w:hAnsi="맑은 고딕" w:eastAsia="맑은 고딕"/>
+          <w:b w:val="0"/>
+          <w:sz w:val="21"/>
+        </w:rPr>
+        <w:t>특히 시대를 초월하여 인류의 애가(哀歌)로 남은 'Sailing'과 대니 휘튼의 원곡을 비견할 수 없는 감수성으로 재해석한 'I Don't Want to Talk About It'은 로드 스튜어트라는 보컬리스트가 지닌 거친 질감 속에 깃든 여린 슬픔을 가장 아름답게 투영합니다. 그는 모래알처럼 긁히는 독보적인 허스키 보이스로 사랑의 상실과 인생의 유랑, 그리고 구원을 갈망하는 인간 내면의 원초적 감정을 여과 없이 토해냅니다. 반세기에 가까운 세월이 흐른 지금도, 이 앨범의 그루브와 애잔한 멜로디는 바래지 않는 클래식의 품격으로 청자의 영혼을 따스하게 어루만집니다.</w:t>
       </w:r>
     </w:p>
     <w:p>
@@ -168,7 +187,7 @@
           <w:b w:val="0"/>
           <w:sz w:val="21"/>
         </w:rPr>
-        <w:t>1975년 8월 워너 브라더스(Warner Bros. Records)를 통해 발매되었으며, 아티스트가 영국을 떠나 미국으로 이주하며 머슬 숄즈(Muscle Shoals)와 로스앤젤레스 유수의 스튜디오에서 당대 최고의 세션 연주자들과 함께 완성한 역사적인 앨범입니다.</w:t>
+        <w:t>1975년 8월 워너 브라더스(Warner Bros.) 레코드를 통해 발매되었으며, 당대 최고의 명프로듀서 톰 다우드(Tom Dowd)와의 협업으로 미국 남부 아메리칸 루츠 사운드를 완벽히 흡수하며 아티스트의 음악 인생 제2막을 연 역사적 앨범입니다.</w:t>
       </w:r>
     </w:p>
     <w:p>
@@ -199,7 +218,7 @@
           <w:b w:val="0"/>
           <w:sz w:val="21"/>
         </w:rPr>
-        <w:t>영국 앨범 차트 1위에 올라 5주 연속 정상을 지켰으며, 미국 빌보드 200 차트 9위를 기록하는 등 대서양 양편에서 상업적 대성공을 거두며 영국 플래티넘 및 미국 골드 인증을 획득하였습니다.</w:t>
+        <w:t>발매 직후 영국 오피셜 앨범 차트 1위를 5주간 수성하였고, 미국 빌보드 200 차트 Top 10(9위)에 오르며 양 대륙에서 플래티넘 디스크를 기록, 전 세계적으로 수백만 장 이상의 경이로운 판매고를 올렸습니다.</w:t>
       </w:r>
     </w:p>
     <w:p>
@@ -230,7 +249,7 @@
           <w:b w:val="0"/>
           <w:sz w:val="21"/>
         </w:rPr>
-        <w:t>전 세계 유수 음악 매체로부터 로드 스튜어트의 음악적 르네상스를 연 걸작으로 격찬받았으며, 수록곡 'Sailing'은 영국 싱글 차트 1위에 오르며 전 세계적인 클래식 앤섬(Anthem)의 반열에 등극하였습니다.</w:t>
+        <w:t>수록곡 'Sailing'은 영국 차트 1위 및 아이버 노벨로(Ivor Novello) 어워드 등 다수의 권위 있는 상을 석권하며 영국 대중음악 역사상 가장 사랑받는 명곡 중 하나로 공인받았습니다.</w:t>
       </w:r>
     </w:p>
     <w:p>
@@ -337,7 +356,7 @@
           <w:b w:val="0"/>
           <w:sz w:val="21"/>
         </w:rPr>
-        <w:t>솔로 (이전 제프 벡 그룹, 페이시스 소속)</w:t>
+        <w:t>솔로 (The Jeff Beck Group, Faces의 전설적 리드 보컬 출신)</w:t>
       </w:r>
     </w:p>
     <w:p>
@@ -368,7 +387,7 @@
           <w:b w:val="0"/>
           <w:sz w:val="21"/>
         </w:rPr>
-        <w:t>특유의 긁히는 듯하면서도 비단처럼 부드러운 허스키 보이스로 록 앤 롤과 블루스, 블루아이드 소울의 경계를 자유로이 넘나든 20세기 대중음악의 독보적인 보컬리스트입니다. 풍부한 스토리텔링 능력과 낭만적인 음색을 겸비하여 로큰롤 명예의 전당에 헌액되었으며, 반세기가 넘는 시간 동안 영국 대중음악의 살아있는 전설로서 확고한 위상을 지키고 있습니다.</w:t>
+        <w:t>거칠게 긁히는 듯하면서도 한없이 따뜻한 특유의 스모키 허스키 보컬을 무기로, 브리티시 블루스 록부터 정통 포크, 아메리칸 소울, 스탠더드 팝에 이르기까지 장르의 경계를 유려하게 넘나든 20세기 가장 위대한 록 보컬리스트 중 한 명입니다.</w:t>
       </w:r>
     </w:p>
     <w:p>
@@ -413,7 +432,7 @@
           <w:b w:val="0"/>
           <w:sz w:val="21"/>
         </w:rPr>
-        <w:t>로드 스튜어트의 솔로 커리어에서 포크 록 중심의 초기 영국적 사운드로부터 세련된 아메리칸 팝·솔로의 극적인 도약을 알린 음악사적 분수령입니다. LP의 A면을 'Fast Half(빠른 면)', B면을 'Slow Half(느린 면)'로 명확히 구분 지어 다이내믹한 록 비트와 유려한 팝 발라드의 대비를 완벽히 구축해 낸 구조적 완성도를 자랑합니다.</w:t>
+        <w:t>로드 스튜어트가 영국 로컬 록 스타의 껍질을 벗고 글로벌 팝/록의 거성으로 자리매김하게 한 결정적인 이정표입니다. 브리티시 감성과 아메리칸 소울 프로덕션의 결합을 가장 우아하고 완벽하게 완망한 70년대 대중음악의 마스터피스로 평가받습니다.</w:t>
       </w:r>
     </w:p>
     <w:p>
@@ -444,7 +463,7 @@
           <w:b w:val="0"/>
           <w:sz w:val="21"/>
         </w:rPr>
-        <w:t>과도한 세금과 창작의 한계를 벗어나 조국 영국을 등지고 미국으로 향했던 청년 로드 스튜어트의 고뇌와 낭만이 고스란히 담겨 있습니다. 1970년대 중반, 방황 속에서도 자유와 새로운 사랑을 갈구하던 당시 젊은이들의 감수성과 쌉싸름한 고독의 공기가 음반 전편에 짙은 안개처럼 깔려 있습니다.</w:t>
+        <w:t>1970년대 중반 영국의 사회·경제적 암흑기와 과도한 징벌적 세금을 피해 이방인이 되어야 했던 청춘의 방황, 그리고 신세계 미국에서 마주한 호화로움과 그 이면에 흐르는 짙은 향수가 앨범 전반의 서정적 정서에 농밀하게 투영되어 있습니다.</w:t>
       </w:r>
     </w:p>
     <w:p>
@@ -489,7 +508,99 @@
           <w:b w:val="0"/>
           <w:sz w:val="21"/>
         </w:rPr>
-        <w:t>영혼을 울리는 웅장한 코러스와 애절한 음색이 어우러진 불멸의 명곡 'Sailing'과 대니 휘튼의 원곡을 탁월한 서정성으로 재해석한 눈물겨운 발라드 'I Don't Want to Talk About It'이 음반의 서정을 이끕니다. 더불어 신명 나는 록 사운드를 뽐내는 'Three Time Loser'와 소울의 진한 향기를 머금은 'Drift Away' 등 다채로운 스펙트럼이 감상의 깊이를 더합니다.</w:t>
+      </w:r>
+    </w:p>
+    <w:p>
+      <w:pPr>
+        <w:spacing w:line="324" w:lineRule="auto" w:after="80"/>
+      </w:pPr>
+      <w:r>
+        <w:rPr w:rFonts="맑은 고딕">
+          <w:rFonts w:ascii="맑은 고딕" w:hAnsi="맑은 고딕" w:eastAsia="맑은 고딕"/>
+          <w:b w:val="0"/>
+          <w:color w:val="6B7280"/>
+          <w:sz w:val="21"/>
+        </w:rPr>
+        <w:t xml:space="preserve">· </w:t>
+      </w:r>
+      <w:r>
+        <w:rPr w:rFonts="맑은 고딕">
+          <w:rFonts w:ascii="맑은 고딕" w:hAnsi="맑은 고딕" w:eastAsia="맑은 고딕"/>
+          <w:b/>
+          <w:color w:val="1F2937"/>
+          <w:sz w:val="21"/>
+        </w:rPr>
+        <w:t xml:space="preserve">'Three Time Loser' &amp; 'This Old Heart of Mine': </w:t>
+      </w:r>
+      <w:r>
+        <w:rPr w:rFonts="맑은 고딕">
+          <w:rFonts w:ascii="맑은 고딕" w:hAnsi="맑은 고딕" w:eastAsia="맑은 고딕"/>
+          <w:b w:val="0"/>
+          <w:sz w:val="21"/>
+        </w:rPr>
+        <w:t>A면을 장식하는 곡들로, 브라스 섹션과 펑키한 베이스라인이 어우러져 폭발하는 백인 소울 록의 정수를 선사합니다.</w:t>
+      </w:r>
+    </w:p>
+    <w:p>
+      <w:pPr>
+        <w:spacing w:line="324" w:lineRule="auto" w:after="80"/>
+      </w:pPr>
+      <w:r>
+        <w:rPr w:rFonts="맑은 고딕">
+          <w:rFonts w:ascii="맑은 고딕" w:hAnsi="맑은 고딕" w:eastAsia="맑은 고딕"/>
+          <w:b w:val="0"/>
+          <w:color w:val="6B7280"/>
+          <w:sz w:val="21"/>
+        </w:rPr>
+        <w:t xml:space="preserve">· </w:t>
+      </w:r>
+      <w:r>
+        <w:rPr w:rFonts="맑은 고딕">
+          <w:rFonts w:ascii="맑은 고딕" w:hAnsi="맑은 고딕" w:eastAsia="맑은 고딕"/>
+          <w:b/>
+          <w:color w:val="1F2937"/>
+          <w:sz w:val="21"/>
+        </w:rPr>
+        <w:t xml:space="preserve">'Sailing': </w:t>
+      </w:r>
+      <w:r>
+        <w:rPr w:rFonts="맑은 고딕">
+          <w:rFonts w:ascii="맑은 고딕" w:hAnsi="맑은 고딕" w:eastAsia="맑은 고딕"/>
+          <w:b w:val="0"/>
+          <w:sz w:val="21"/>
+        </w:rPr>
+        <w:t>웅장한 오케스트레이션과 코러스 위로 고독한 영혼의 항해를 읊조리는 불멸의 앤섬(Anthem)입니다.</w:t>
+      </w:r>
+    </w:p>
+    <w:p>
+      <w:pPr>
+        <w:spacing w:line="324" w:lineRule="auto" w:after="80"/>
+      </w:pPr>
+      <w:r>
+        <w:rPr w:rFonts="맑은 고딕">
+          <w:rFonts w:ascii="맑은 고딕" w:hAnsi="맑은 고딕" w:eastAsia="맑은 고딕"/>
+          <w:b w:val="0"/>
+          <w:color w:val="6B7280"/>
+          <w:sz w:val="21"/>
+        </w:rPr>
+        <w:t xml:space="preserve">· </w:t>
+      </w:r>
+      <w:r>
+        <w:rPr w:rFonts="맑은 고딕">
+          <w:rFonts w:ascii="맑은 고딕" w:hAnsi="맑은 고딕" w:eastAsia="맑은 고딕"/>
+          <w:b/>
+          <w:color w:val="1F2937"/>
+          <w:sz w:val="21"/>
+        </w:rPr>
+        <w:t xml:space="preserve">'I Don't Want to Talk About It': </w:t>
+      </w:r>
+      <w:r>
+        <w:rPr w:rFonts="맑은 고딕">
+          <w:rFonts w:ascii="맑은 고딕" w:hAnsi="맑은 고딕" w:eastAsia="맑은 고딕"/>
+          <w:b w:val="0"/>
+          <w:sz w:val="21"/>
+        </w:rPr>
+        <w:t>절제된 어쿠스틱 기타와 서정적인 현악 스트링, 그리고 슬픔을 머금은 보컬의 완벽한 앙상블이 듣는 이의 눈시울을 붉히게 만드는 발라드의 백미입니다.</w:t>
       </w:r>
     </w:p>
     <w:p>
@@ -520,7 +631,7 @@
           <w:b w:val="0"/>
           <w:sz w:val="21"/>
         </w:rPr>
-        <w:t>진공관 앰프를 통해 흘러나오는 턴테이블 바늘의 미세한 마찰음 속에서 로드 스튜어트 특유의 거친 숨결과 비음이 지닌 질감이 극대화됩니다. 특히 B면의 스트링 오케스트라 사운드는 아날로그 특유의 자연스럽고 온기 있는 중저역과 어우러져 깊은 공간감을 형성하므로, 조도를 낮춘 고요한 심야 시간에 감상할 것을 권합니다.</w:t>
+        <w:t>톰 다우드가 정교하게 조율한 Muscle Shoals 사운드의 풍성한 저역과 혼(Horn) 섹션의 타격감은 진공관 앰프를 거칠 때 비로소 그 진가를 발휘합니다. 특히 'Fast Half'에서 턴테이블 톤암을 거쳐 뿜어져 나오는 생생한 타악기의 질감, 그리고 'Slow Half'로 음반을 뒤집었을 때 카트리지가 긁어내는 로드 스튜어트의 숨소리와 현악의 배음은 아날로그 LP만이 구현할 수 있는 감동의 극치입니다.</w:t>
       </w:r>
     </w:p>
     <w:p>
@@ -551,7 +662,7 @@
           <w:b w:val="0"/>
           <w:sz w:val="21"/>
         </w:rPr>
-        <w:t>대서양의 파도를 가르는 로드 스튜어트의 유쾌하면서도 우수에 젖은 모습이 담긴 게이트폴드 커버 아트와 함께, 70년대 아날로그 마스터링의 백미를 고스란히 담고 있어 바이닐 수집가라면 서가에 필히 갖추어야 할 클래식 컬렉션입니다.</w:t>
+        <w:t>Side 1과 Side 2로 분할된 아날로그 바이닐 고유의 콘셉추얼한 미학을 가장 잘 간직한 음반이자, 화려한 게이트폴드 커버와 함께 70년대 록/소울 크로스오버의 정점을 증명하는 필수 컬렉터스 아이템입니다.</w:t>
       </w:r>
     </w:p>
     <w:p>
@@ -565,7 +676,7 @@
           <w:color w:val="4338CA"/>
           <w:sz w:val="21"/>
         </w:rPr>
-        <w:t>이 음반을 통해 대서양을 건너 꽃피운 로드 스튜어트의 거칠고도 찬란한 보컬 미학과 아날로그 바이닐이 전해주는 감동을 다시 한번 경험해 보시는 것은 어떨까요?</w:t>
+        <w:t>이 음반을 통해 대서양을 건너온 방랑자의 거칠면서도 따스한 숨결이 턴테이블 위에서 피워 올리는 깊은 감동을 다시 한번 경험해 보시는 것은 어떨까요?</w:t>
       </w:r>
     </w:p>
     <w:sectPr>
